--- a/docs/standards/word/CI-ENFORCEMENT.docx
+++ b/docs/standards/word/CI-ENFORCEMENT.docx
@@ -709,6 +709,19 @@
           <w:t xml:space="preserve">the leak gate</w:t>
         </w:r>
       </w:hyperlink>
+      <w:r>
+        <w:t xml:space="preserve">,</w:t>
+      </w:r>
+      <w:r>
+        <w:t xml:space="preserve"> </w:t>
+      </w:r>
+      <w:r>
+        <w:rPr>
+          <w:i/>
+          <w:iCs/>
+        </w:rPr>
+        <w:t xml:space="preserve">"The caveat that matters most"</w:t>
+      </w:r>
       <w:r>
         <w:t xml:space="preserve">).</w:t>
       </w:r>

--- a/docs/standards/word/CI-ENFORCEMENT.docx
+++ b/docs/standards/word/CI-ENFORCEMENT.docx
@@ -28,7 +28,7 @@
         </w:p>
       </w:sdtContent>
     </w:sdt>
-    <w:bookmarkStart w:id="25" w:name="X1794b08c73f99e7b94ea3b206e7a05022592c01"/>
+    <w:bookmarkStart w:id="26" w:name="X1794b08c73f99e7b94ea3b206e7a05022592c01"/>
     <w:p>
       <w:pPr>
         <w:pStyle w:val="Heading1"/>
@@ -159,37 +159,19 @@
           <w:b/>
           <w:bCs/>
         </w:rPr>
-        <w:t xml:space="preserve">One question separates a control from a report: does failing it stop the change?</w:t>
-      </w:r>
-      <w:r>
-        <w:t xml:space="preserve"> </w:t>
-      </w:r>
-      <w:r>
-        <w:t xml:space="preserve">A tool</w:t>
-      </w:r>
-      <w:r>
-        <w:t xml:space="preserve"> </w:t>
-      </w:r>
-      <w:r>
-        <w:t xml:space="preserve">inventory, a dashboard and a scan that runs overnight and emails somebody all describe work being</w:t>
-      </w:r>
-      <w:r>
-        <w:t xml:space="preserve"> </w:t>
-      </w:r>
-      <w:r>
-        <w:t xml:space="preserve">done. None of them is a rule being enforced. Which checks can stop a change is a setting in your</w:t>
-      </w:r>
-      <w:r>
-        <w:t xml:space="preserve"> </w:t>
-      </w:r>
-      <w:r>
-        <w:t xml:space="preserve">pipeline rather than a property of the tools, and it is routinely different from what the people</w:t>
-      </w:r>
-      <w:r>
-        <w:t xml:space="preserve"> </w:t>
-      </w:r>
-      <w:r>
-        <w:t xml:space="preserve">accountable for it believe.</w:t>
+        <w:t xml:space="preserve">What this is.</w:t>
+      </w:r>
+      <w:r>
+        <w:t xml:space="preserve"> </w:t>
+      </w:r>
+      <w:r>
+        <w:t xml:space="preserve">Which rules a pipeline can actually enforce, sorted by one question: does failing</w:t>
+      </w:r>
+      <w:r>
+        <w:t xml:space="preserve"> </w:t>
+      </w:r>
+      <w:r>
+        <w:t xml:space="preserve">it stop the change?</w:t>
       </w:r>
     </w:p>
     <w:p>
@@ -197,25 +179,29 @@
         <w:pStyle w:val="BodyText"/>
       </w:pPr>
       <w:r>
-        <w:t xml:space="preserve">Sorted that way, most of a compliance program does not automate. Of the roughly 150 controls this</w:t>
-      </w:r>
-      <w:r>
-        <w:t xml:space="preserve"> </w:t>
-      </w:r>
-      <w:r>
-        <w:t xml:space="preserve">document set asks for, about five in six would not stop anything: most need human judgment that no</w:t>
-      </w:r>
-      <w:r>
-        <w:t xml:space="preserve"> </w:t>
-      </w:r>
-      <w:r>
-        <w:t xml:space="preserve">configuration supplies, and the rest describe work a machine could decide that nobody has wired to</w:t>
-      </w:r>
-      <w:r>
-        <w:t xml:space="preserve"> </w:t>
-      </w:r>
-      <w:r>
-        <w:t xml:space="preserve">a block.</w:t>
+        <w:rPr>
+          <w:b/>
+          <w:bCs/>
+        </w:rPr>
+        <w:t xml:space="preserve">Why it matters.</w:t>
+      </w:r>
+      <w:r>
+        <w:t xml:space="preserve"> </w:t>
+      </w:r>
+      <w:r>
+        <w:t xml:space="preserve">A tool inventory, a dashboard and a scan that runs overnight all describe work</w:t>
+      </w:r>
+      <w:r>
+        <w:t xml:space="preserve"> </w:t>
+      </w:r>
+      <w:r>
+        <w:t xml:space="preserve">being done. None of them is a rule being enforced. Which checks can stop a change is a setting in</w:t>
+      </w:r>
+      <w:r>
+        <w:t xml:space="preserve"> </w:t>
+      </w:r>
+      <w:r>
+        <w:t xml:space="preserve">your pipeline, and it is routinely different from what the people accountable for it believe.</w:t>
       </w:r>
     </w:p>
     <w:p>
@@ -223,7 +209,142 @@
         <w:pStyle w:val="BodyText"/>
       </w:pPr>
       <w:r>
-        <w:t xml:space="preserve">Three things to do, in order. None of them needs a project:</w:t>
+        <w:rPr>
+          <w:b/>
+          <w:bCs/>
+        </w:rPr>
+        <w:t xml:space="preserve">What it costs you.</w:t>
+      </w:r>
+      <w:r>
+        <w:t xml:space="preserve"> </w:t>
+      </w:r>
+      <w:r>
+        <w:t xml:space="preserve">What automation buys is narrower than the pitch: a class of failure stops</w:t>
+      </w:r>
+      <w:r>
+        <w:t xml:space="preserve"> </w:t>
+      </w:r>
+      <w:r>
+        <w:t xml:space="preserve">recurring, and reviewer hours move off mechanical findings onto judgment. Fund it on those two, and</w:t>
+      </w:r>
+      <w:r>
+        <w:t xml:space="preserve"> </w:t>
+      </w:r>
+      <w:r>
+        <w:t xml:space="preserve">on the arithmetic in</w:t>
+      </w:r>
+      <w:r>
+        <w:t xml:space="preserve"> </w:t>
+      </w:r>
+      <w:hyperlink w:anchor="what-it-buys-you-and-what-it-costs">
+        <w:r>
+          <w:rPr>
+            <w:rStyle w:val="Hyperlink"/>
+          </w:rPr>
+          <w:t xml:space="preserve">what it buys you, and what it costs</w:t>
+        </w:r>
+      </w:hyperlink>
+      <w:r>
+        <w:t xml:space="preserve">.</w:t>
+      </w:r>
+    </w:p>
+    <w:p>
+      <w:pPr>
+        <w:pStyle w:val="BodyText"/>
+      </w:pPr>
+      <w:r>
+        <w:rPr>
+          <w:b/>
+          <w:bCs/>
+        </w:rPr>
+        <w:t xml:space="preserve">Not for you</w:t>
+      </w:r>
+      <w:r>
+        <w:t xml:space="preserve"> </w:t>
+      </w:r>
+      <w:r>
+        <w:t xml:space="preserve">if you want the cost-avoidance multiple or the delivery-speed claim. Neither</w:t>
+      </w:r>
+      <w:r>
+        <w:t xml:space="preserve"> </w:t>
+      </w:r>
+      <w:r>
+        <w:t xml:space="preserve">survives contact with its sources, and this page says so rather than repeating them.</w:t>
+      </w:r>
+    </w:p>
+    <w:p>
+      <w:pPr>
+        <w:pStyle w:val="BodyText"/>
+      </w:pPr>
+      <w:r>
+        <w:rPr>
+          <w:b/>
+          <w:bCs/>
+        </w:rPr>
+        <w:t xml:space="preserve">Where to start.</w:t>
+      </w:r>
+      <w:r>
+        <w:t xml:space="preserve"> </w:t>
+      </w:r>
+      <w:hyperlink w:anchor="three-things-to-do-in-order">
+        <w:r>
+          <w:rPr>
+            <w:rStyle w:val="Hyperlink"/>
+          </w:rPr>
+          <w:t xml:space="preserve">Three things to do, in order</w:t>
+        </w:r>
+      </w:hyperlink>
+      <w:r>
+        <w:t xml:space="preserve">. None of them needs</w:t>
+      </w:r>
+      <w:r>
+        <w:t xml:space="preserve"> </w:t>
+      </w:r>
+      <w:r>
+        <w:t xml:space="preserve">a project.</w:t>
+      </w:r>
+    </w:p>
+    <w:p>
+      <w:r>
+        <w:pict>
+          <v:rect style="width:0;height:1.5pt" o:hralign="center" o:hrstd="t" o:hr="t"/>
+        </w:pict>
+      </w:r>
+    </w:p>
+    <w:bookmarkEnd w:id="12"/>
+    <w:bookmarkStart w:id="13" w:name="three-things-to-do-in-order"/>
+    <w:p>
+      <w:pPr>
+        <w:pStyle w:val="Heading2"/>
+      </w:pPr>
+      <w:r>
+        <w:t xml:space="preserve">Three things to do, in order</w:t>
+      </w:r>
+    </w:p>
+    <w:p>
+      <w:pPr>
+        <w:pStyle w:val="FirstParagraph"/>
+      </w:pPr>
+      <w:r>
+        <w:t xml:space="preserve">Sorted by the one question above, most of a compliance program does not automate. Of the roughly 150</w:t>
+      </w:r>
+      <w:r>
+        <w:t xml:space="preserve"> </w:t>
+      </w:r>
+      <w:r>
+        <w:t xml:space="preserve">controls this document set asks for, about five in six would not stop anything: most need human</w:t>
+      </w:r>
+      <w:r>
+        <w:t xml:space="preserve"> </w:t>
+      </w:r>
+      <w:r>
+        <w:t xml:space="preserve">judgment that no configuration supplies, and the rest describe work a machine could decide that</w:t>
+      </w:r>
+      <w:r>
+        <w:t xml:space="preserve"> </w:t>
+      </w:r>
+      <w:r>
+        <w:t xml:space="preserve">nobody has wired to a block.</w:t>
       </w:r>
     </w:p>
     <w:p>
@@ -312,25 +433,41 @@
         <w:pStyle w:val="FirstParagraph"/>
       </w:pPr>
       <w:r>
-        <w:t xml:space="preserve">What automation buys is narrower than the pitch: a class of failure stops recurring without anyone</w:t>
-      </w:r>
-      <w:r>
-        <w:t xml:space="preserve"> </w:t>
-      </w:r>
-      <w:r>
-        <w:t xml:space="preserve">remembering to look for it, and reviewer hours move off mechanical findings onto judgment. Fund it</w:t>
-      </w:r>
-      <w:r>
-        <w:t xml:space="preserve"> </w:t>
-      </w:r>
-      <w:r>
-        <w:t xml:space="preserve">on those two. The cost-avoidance multiple you have heard quoted does not survive contact with its</w:t>
-      </w:r>
-      <w:r>
-        <w:t xml:space="preserve"> </w:t>
-      </w:r>
-      <w:r>
-        <w:t xml:space="preserve">sources, and neither does the delivery-speed claim --</w:t>
+        <w:t xml:space="preserve">Two ways through the rest of this page. Accountable for security:</w:t>
+      </w:r>
+      <w:r>
+        <w:t xml:space="preserve"> </w:t>
+      </w:r>
+      <w:hyperlink w:anchor="X93056c7975e1f3d1537339dc3938722a80f52a5">
+        <w:r>
+          <w:rPr>
+            <w:rStyle w:val="Hyperlink"/>
+          </w:rPr>
+          <w:t xml:space="preserve">the one question</w:t>
+        </w:r>
+      </w:hyperlink>
+      <w:r>
+        <w:t xml:space="preserve">, then</w:t>
+      </w:r>
+      <w:r>
+        <w:t xml:space="preserve"> </w:t>
+      </w:r>
+      <w:hyperlink w:anchor="X346a7b4bbcc4be041a62ebcfcc91632828bf928">
+        <w:r>
+          <w:rPr>
+            <w:rStyle w:val="Hyperlink"/>
+          </w:rPr>
+          <w:t xml:space="preserve">what to ask</w:t>
+        </w:r>
+      </w:hyperlink>
+      <w:r>
+        <w:t xml:space="preserve">. Running the team and justifying the</w:t>
+      </w:r>
+      <w:r>
+        <w:t xml:space="preserve"> </w:t>
+      </w:r>
+      <w:r>
+        <w:t xml:space="preserve">spend: start with</w:t>
       </w:r>
       <w:r>
         <w:t xml:space="preserve"> </w:t>
@@ -340,111 +477,7 @@
           <w:rPr>
             <w:rStyle w:val="Hyperlink"/>
           </w:rPr>
-          <w:t xml:space="preserve">what it buys you, and what it</w:t>
-        </w:r>
-        <w:r>
-          <w:rPr>
-            <w:rStyle w:val="Hyperlink"/>
-          </w:rPr>
-          <w:t xml:space="preserve"> </w:t>
-        </w:r>
-        <w:r>
-          <w:rPr>
-            <w:rStyle w:val="Hyperlink"/>
-          </w:rPr>
-          <w:t xml:space="preserve">costs</w:t>
-        </w:r>
-      </w:hyperlink>
-      <w:r>
-        <w:t xml:space="preserve">.</w:t>
-      </w:r>
-    </w:p>
-    <w:p>
-      <w:pPr>
-        <w:pStyle w:val="BodyText"/>
-      </w:pPr>
-      <w:r>
-        <w:t xml:space="preserve">Two ways through the rest of this page. Accountable for security:</w:t>
-      </w:r>
-      <w:r>
-        <w:t xml:space="preserve"> </w:t>
-      </w:r>
-      <w:hyperlink w:anchor="X93056c7975e1f3d1537339dc3938722a80f52a5">
-        <w:r>
-          <w:rPr>
-            <w:rStyle w:val="Hyperlink"/>
-          </w:rPr>
-          <w:t xml:space="preserve">the one</w:t>
-        </w:r>
-        <w:r>
-          <w:rPr>
-            <w:rStyle w:val="Hyperlink"/>
-          </w:rPr>
-          <w:t xml:space="preserve"> </w:t>
-        </w:r>
-        <w:r>
-          <w:rPr>
-            <w:rStyle w:val="Hyperlink"/>
-          </w:rPr>
-          <w:t xml:space="preserve">question</w:t>
-        </w:r>
-      </w:hyperlink>
-      <w:r>
-        <w:t xml:space="preserve">, then</w:t>
-      </w:r>
-      <w:r>
-        <w:t xml:space="preserve"> </w:t>
-      </w:r>
-      <w:hyperlink w:anchor="X346a7b4bbcc4be041a62ebcfcc91632828bf928">
-        <w:r>
-          <w:rPr>
-            <w:rStyle w:val="Hyperlink"/>
-          </w:rPr>
-          <w:t xml:space="preserve">what to</w:t>
-        </w:r>
-        <w:r>
-          <w:rPr>
-            <w:rStyle w:val="Hyperlink"/>
-          </w:rPr>
-          <w:t xml:space="preserve"> </w:t>
-        </w:r>
-        <w:r>
-          <w:rPr>
-            <w:rStyle w:val="Hyperlink"/>
-          </w:rPr>
-          <w:t xml:space="preserve">ask</w:t>
-        </w:r>
-      </w:hyperlink>
-      <w:r>
-        <w:t xml:space="preserve">. Running the team and justifying the spend:</w:t>
-      </w:r>
-      <w:r>
-        <w:t xml:space="preserve"> </w:t>
-      </w:r>
-      <w:r>
-        <w:t xml:space="preserve">start with the arithmetic in</w:t>
-      </w:r>
-      <w:r>
-        <w:t xml:space="preserve"> </w:t>
-      </w:r>
-      <w:hyperlink w:anchor="what-it-buys-you-and-what-it-costs">
-        <w:r>
-          <w:rPr>
-            <w:rStyle w:val="Hyperlink"/>
-          </w:rPr>
-          <w:t xml:space="preserve">what it buys you, and what it</w:t>
-        </w:r>
-        <w:r>
-          <w:rPr>
-            <w:rStyle w:val="Hyperlink"/>
-          </w:rPr>
-          <w:t xml:space="preserve"> </w:t>
-        </w:r>
-        <w:r>
-          <w:rPr>
-            <w:rStyle w:val="Hyperlink"/>
-          </w:rPr>
-          <w:t xml:space="preserve">costs</w:t>
+          <w:t xml:space="preserve">what it buys you, and what it costs</w:t>
         </w:r>
       </w:hyperlink>
       <w:r>
@@ -458,8 +491,8 @@
         </w:pict>
       </w:r>
     </w:p>
-    <w:bookmarkEnd w:id="12"/>
-    <w:bookmarkStart w:id="16" w:name="X93056c7975e1f3d1537339dc3938722a80f52a5"/>
+    <w:bookmarkEnd w:id="13"/>
+    <w:bookmarkStart w:id="17" w:name="X93056c7975e1f3d1537339dc3938722a80f52a5"/>
     <w:p>
       <w:pPr>
         <w:pStyle w:val="Heading2"/>
@@ -648,7 +681,7 @@
       <w:r>
         <w:t xml:space="preserve">(</w:t>
       </w:r>
-      <w:hyperlink r:id="rId13">
+      <w:hyperlink r:id="rId14">
         <w:r>
           <w:rPr>
             <w:rStyle w:val="Hyperlink"/>
@@ -701,7 +734,7 @@
       <w:r>
         <w:t xml:space="preserve">investigates a green check (</w:t>
       </w:r>
-      <w:hyperlink r:id="rId14">
+      <w:hyperlink r:id="rId15">
         <w:r>
           <w:rPr>
             <w:rStyle w:val="Hyperlink"/>
@@ -804,7 +837,7 @@
       <w:r>
         <w:t xml:space="preserve"> </w:t>
       </w:r>
-      <w:hyperlink r:id="rId15">
+      <w:hyperlink r:id="rId16">
         <w:r>
           <w:rPr>
             <w:rStyle w:val="Hyperlink"/>
@@ -823,8 +856,8 @@
         </w:pict>
       </w:r>
     </w:p>
-    <w:bookmarkEnd w:id="16"/>
-    <w:bookmarkStart w:id="17" w:name="this-set-sorted-once"/>
+    <w:bookmarkEnd w:id="17"/>
+    <w:bookmarkStart w:id="18" w:name="this-set-sorted-once"/>
     <w:p>
       <w:pPr>
         <w:pStyle w:val="Heading2"/>
@@ -1171,8 +1204,8 @@
         </w:pict>
       </w:r>
     </w:p>
-    <w:bookmarkEnd w:id="17"/>
-    <w:bookmarkStart w:id="19" w:name="what-it-buys-you-and-what-it-costs"/>
+    <w:bookmarkEnd w:id="18"/>
+    <w:bookmarkStart w:id="20" w:name="what-it-buys-you-and-what-it-costs"/>
     <w:p>
       <w:pPr>
         <w:pStyle w:val="Heading2"/>
@@ -1582,7 +1615,7 @@
       <w:r>
         <w:t xml:space="preserve">(</w:t>
       </w:r>
-      <w:hyperlink r:id="rId15">
+      <w:hyperlink r:id="rId16">
         <w:r>
           <w:rPr>
             <w:rStyle w:val="Hyperlink"/>
@@ -1635,7 +1668,7 @@
         </w:rPr>
         <w:t xml:space="preserve"> </w:t>
       </w:r>
-      <w:hyperlink r:id="rId18">
+      <w:hyperlink r:id="rId19">
         <w:r>
           <w:rPr>
             <w:rStyle w:val="Hyperlink"/>
@@ -1754,8 +1787,8 @@
         </w:pict>
       </w:r>
     </w:p>
-    <w:bookmarkEnd w:id="19"/>
-    <w:bookmarkStart w:id="21" w:name="X346a7b4bbcc4be041a62ebcfcc91632828bf928"/>
+    <w:bookmarkEnd w:id="20"/>
+    <w:bookmarkStart w:id="22" w:name="X346a7b4bbcc4be041a62ebcfcc91632828bf928"/>
     <w:p>
       <w:pPr>
         <w:pStyle w:val="Heading2"/>
@@ -2033,7 +2066,7 @@
       <w:pPr>
         <w:pStyle w:val="BodyText"/>
       </w:pPr>
-      <w:hyperlink r:id="rId20">
+      <w:hyperlink r:id="rId21">
         <w:r>
           <w:rPr>
             <w:rStyle w:val="Hyperlink"/>
@@ -2061,8 +2094,8 @@
         </w:pict>
       </w:r>
     </w:p>
-    <w:bookmarkEnd w:id="21"/>
-    <w:bookmarkStart w:id="22" w:name="what-your-team-means-when-they-say"/>
+    <w:bookmarkEnd w:id="22"/>
+    <w:bookmarkStart w:id="23" w:name="what-your-team-means-when-they-say"/>
     <w:p>
       <w:pPr>
         <w:pStyle w:val="Heading2"/>
@@ -2352,8 +2385,8 @@
         </w:pict>
       </w:r>
     </w:p>
-    <w:bookmarkEnd w:id="22"/>
-    <w:bookmarkStart w:id="24" w:name="where-to-go-next"/>
+    <w:bookmarkEnd w:id="23"/>
+    <w:bookmarkStart w:id="25" w:name="where-to-go-next"/>
     <w:p>
       <w:pPr>
         <w:pStyle w:val="Heading2"/>
@@ -2417,7 +2450,7 @@
             <w:pPr>
               <w:pStyle w:val="Compact"/>
             </w:pPr>
-            <w:hyperlink r:id="rId23">
+            <w:hyperlink r:id="rId24">
               <w:r>
                 <w:rPr>
                   <w:rStyle w:val="Hyperlink"/>
@@ -2446,7 +2479,7 @@
             <w:pPr>
               <w:pStyle w:val="Compact"/>
             </w:pPr>
-            <w:hyperlink r:id="rId15">
+            <w:hyperlink r:id="rId16">
               <w:r>
                 <w:rPr>
                   <w:rStyle w:val="Hyperlink"/>
@@ -2475,7 +2508,7 @@
             <w:pPr>
               <w:pStyle w:val="Compact"/>
             </w:pPr>
-            <w:hyperlink r:id="rId20">
+            <w:hyperlink r:id="rId21">
               <w:r>
                 <w:rPr>
                   <w:rStyle w:val="Hyperlink"/>
@@ -2511,8 +2544,8 @@
         <w:t xml:space="preserve">anything you cannot stand behind.</w:t>
       </w:r>
     </w:p>
-    <w:bookmarkEnd w:id="24"/>
     <w:bookmarkEnd w:id="25"/>
+    <w:bookmarkEnd w:id="26"/>
     <w:sectPr>
       <w:footnotePr>
         <w:numRestart w:val="eachSect"/>

--- a/docs/standards/word/CI-ENFORCEMENT.docx
+++ b/docs/standards/word/CI-ENFORCEMENT.docx
@@ -1354,10 +1354,13 @@
         <w:t xml:space="preserve">[external]</w:t>
       </w:r>
       <w:r>
-        <w:t xml:space="preserve"> </w:t>
-      </w:r>
-      <w:r>
-        <w:t xml:space="preserve">(Sadowski et al.,</w:t>
+        <w:t xml:space="preserve">. What the evidence shows is that attention moves, not that review gets</w:t>
+      </w:r>
+      <w:r>
+        <w:t xml:space="preserve"> </w:t>
+      </w:r>
+      <w:r>
+        <w:t xml:space="preserve">better (Sadowski et al.,</w:t>
       </w:r>
       <w:r>
         <w:t xml:space="preserve"> </w:t>
@@ -1370,13 +1373,7 @@
         <w:t xml:space="preserve">Communications of the ACM</w:t>
       </w:r>
       <w:r>
-        <w:t xml:space="preserve">, 2018; Bacchelli and Bird,</w:t>
-      </w:r>
-      <w:r>
-        <w:t xml:space="preserve"> </w:t>
-      </w:r>
-      <w:r>
-        <w:t xml:space="preserve">ICSE 2013 -- evidence that attention moves, not that review gets better).</w:t>
+        <w:t xml:space="preserve">, 2018; Bacchelli and Bird, ICSE 2013).</w:t>
       </w:r>
     </w:p>
     <w:p>
@@ -1416,13 +1413,13 @@
         <w:t xml:space="preserve"> </w:t>
       </w:r>
       <w:r>
-        <w:t xml:space="preserve">times, a hundred times -- traces to a study nobody has ever produced, and the largest attempt to</w:t>
-      </w:r>
-      <w:r>
-        <w:t xml:space="preserve"> </w:t>
-      </w:r>
-      <w:r>
-        <w:t xml:space="preserve">test the effect, across 171 projects, did not find it</w:t>
+        <w:t xml:space="preserve">times, a hundred times -- traces to a study nobody has ever produced. The largest attempt to test</w:t>
+      </w:r>
+      <w:r>
+        <w:t xml:space="preserve"> </w:t>
+      </w:r>
+      <w:r>
+        <w:t xml:space="preserve">the effect, across 171 projects, did not find it</w:t>
       </w:r>
       <w:r>
         <w:t xml:space="preserve"> </w:t>
@@ -1435,10 +1432,13 @@
         <w:t xml:space="preserve">[external]</w:t>
       </w:r>
       <w:r>
-        <w:t xml:space="preserve"> </w:t>
-      </w:r>
-      <w:r>
-        <w:t xml:space="preserve">(Menzies, Nichols et al.,</w:t>
+        <w:t xml:space="preserve">. That attempt measured effort on</w:t>
+      </w:r>
+      <w:r>
+        <w:t xml:space="preserve"> </w:t>
+      </w:r>
+      <w:r>
+        <w:t xml:space="preserve">the issue itself rather than the release work around it (Menzies, Nichols et al.,</w:t>
       </w:r>
       <w:r>
         <w:t xml:space="preserve"> </w:t>
@@ -1448,16 +1448,24 @@
           <w:i/>
           <w:iCs/>
         </w:rPr>
-        <w:t xml:space="preserve">Empirical Software Engineering</w:t>
-      </w:r>
-      <w:r>
-        <w:t xml:space="preserve">, 2016, measuring effort on the issue itself, not the release</w:t>
-      </w:r>
-      <w:r>
-        <w:t xml:space="preserve"> </w:t>
-      </w:r>
-      <w:r>
-        <w:t xml:space="preserve">work around it).</w:t>
+        <w:t xml:space="preserve">Empirical</w:t>
+      </w:r>
+      <w:r>
+        <w:rPr>
+          <w:i/>
+          <w:iCs/>
+        </w:rPr>
+        <w:t xml:space="preserve"> </w:t>
+      </w:r>
+      <w:r>
+        <w:rPr>
+          <w:i/>
+          <w:iCs/>
+        </w:rPr>
+        <w:t xml:space="preserve">Software Engineering</w:t>
+      </w:r>
+      <w:r>
+        <w:t xml:space="preserve">, 2016).</w:t>
       </w:r>
     </w:p>
     <w:p>

--- a/docs/standards/word/CI-ENFORCEMENT.docx
+++ b/docs/standards/word/CI-ENFORCEMENT.docx
@@ -213,35 +213,41 @@
           <w:b/>
           <w:bCs/>
         </w:rPr>
-        <w:t xml:space="preserve">What it costs you.</w:t>
-      </w:r>
-      <w:r>
-        <w:t xml:space="preserve"> </w:t>
-      </w:r>
-      <w:r>
-        <w:t xml:space="preserve">What automation buys is narrower than the pitch: a class of failure stops</w:t>
-      </w:r>
-      <w:r>
-        <w:t xml:space="preserve"> </w:t>
-      </w:r>
-      <w:r>
-        <w:t xml:space="preserve">recurring, and reviewer hours move off mechanical findings onto judgment. Fund it on those two, and</w:t>
-      </w:r>
-      <w:r>
-        <w:t xml:space="preserve"> </w:t>
-      </w:r>
-      <w:r>
-        <w:t xml:space="preserve">on the arithmetic in</w:t>
-      </w:r>
-      <w:r>
-        <w:t xml:space="preserve"> </w:t>
-      </w:r>
-      <w:hyperlink w:anchor="what-it-buys-you-and-what-it-costs">
+        <w:t xml:space="preserve">Cost/Benefit.</w:t>
+      </w:r>
+      <w:r>
+        <w:t xml:space="preserve"> </w:t>
+      </w:r>
+      <w:r>
+        <w:t xml:space="preserve">Pipeline time, charged to the people it was meant to help, and a first day on</w:t>
+      </w:r>
+      <w:r>
+        <w:t xml:space="preserve"> </w:t>
+      </w:r>
+      <w:r>
+        <w:t xml:space="preserve">which the new gate fails on everything it inherits. What automation buys is narrower than the</w:t>
+      </w:r>
+      <w:r>
+        <w:t xml:space="preserve"> </w:t>
+      </w:r>
+      <w:r>
+        <w:t xml:space="preserve">pitch: a class of failure stops recurring, and reviewer hours move off mechanical findings onto</w:t>
+      </w:r>
+      <w:r>
+        <w:t xml:space="preserve"> </w:t>
+      </w:r>
+      <w:r>
+        <w:t xml:space="preserve">judgment. Fund it on those two, and on the arithmetic in</w:t>
+      </w:r>
+      <w:r>
+        <w:t xml:space="preserve"> </w:t>
+      </w:r>
+      <w:hyperlink w:anchor="costbenefit">
         <w:r>
           <w:rPr>
             <w:rStyle w:val="Hyperlink"/>
           </w:rPr>
-          <w:t xml:space="preserve">what it buys you, and what it costs</w:t>
+          <w:t xml:space="preserve">Cost/Benefit</w:t>
         </w:r>
       </w:hyperlink>
       <w:r>
@@ -472,12 +478,12 @@
       <w:r>
         <w:t xml:space="preserve"> </w:t>
       </w:r>
-      <w:hyperlink w:anchor="what-it-buys-you-and-what-it-costs">
+      <w:hyperlink w:anchor="costbenefit">
         <w:r>
           <w:rPr>
             <w:rStyle w:val="Hyperlink"/>
           </w:rPr>
-          <w:t xml:space="preserve">what it buys you, and what it costs</w:t>
+          <w:t xml:space="preserve">Cost/Benefit</w:t>
         </w:r>
       </w:hyperlink>
       <w:r>
@@ -1205,13 +1211,13 @@
       </w:r>
     </w:p>
     <w:bookmarkEnd w:id="18"/>
-    <w:bookmarkStart w:id="20" w:name="what-it-buys-you-and-what-it-costs"/>
+    <w:bookmarkStart w:id="20" w:name="costbenefit"/>
     <w:p>
       <w:pPr>
         <w:pStyle w:val="Heading2"/>
       </w:pPr>
       <w:r>
-        <w:t xml:space="preserve">What it buys you, and what it costs</w:t>
+        <w:t xml:space="preserve">Cost/Benefit</w:t>
       </w:r>
     </w:p>
     <w:p>

--- a/docs/standards/word/CI-ENFORCEMENT.docx
+++ b/docs/standards/word/CI-ENFORCEMENT.docx
@@ -28,7 +28,7 @@
         </w:p>
       </w:sdtContent>
     </w:sdt>
-    <w:bookmarkStart w:id="26" w:name="X1794b08c73f99e7b94ea3b206e7a05022592c01"/>
+    <w:bookmarkStart w:id="27" w:name="X1794b08c73f99e7b94ea3b206e7a05022592c01"/>
     <w:p>
       <w:pPr>
         <w:pStyle w:val="Heading1"/>
@@ -213,45 +213,92 @@
           <w:b/>
           <w:bCs/>
         </w:rPr>
-        <w:t xml:space="preserve">Cost/Benefit.</w:t>
-      </w:r>
-      <w:r>
-        <w:t xml:space="preserve"> </w:t>
-      </w:r>
-      <w:r>
-        <w:t xml:space="preserve">Pipeline time, charged to the people it was meant to help, and a first day on</w:t>
-      </w:r>
-      <w:r>
-        <w:t xml:space="preserve"> </w:t>
-      </w:r>
-      <w:r>
-        <w:t xml:space="preserve">which the new gate fails on everything it inherits. What automation buys is narrower than the</w:t>
-      </w:r>
-      <w:r>
-        <w:t xml:space="preserve"> </w:t>
-      </w:r>
-      <w:r>
-        <w:t xml:space="preserve">pitch: a class of failure stops recurring, and reviewer hours move off mechanical findings onto</w:t>
-      </w:r>
-      <w:r>
-        <w:t xml:space="preserve"> </w:t>
-      </w:r>
-      <w:r>
-        <w:t xml:space="preserve">judgment. Fund it on those two, and on the arithmetic in</w:t>
-      </w:r>
-      <w:r>
-        <w:t xml:space="preserve"> </w:t>
-      </w:r>
-      <w:hyperlink w:anchor="costbenefit">
+        <w:t xml:space="preserve">Benefits.</w:t>
+      </w:r>
+      <w:r>
+        <w:t xml:space="preserve"> </w:t>
+      </w:r>
+      <w:r>
+        <w:t xml:space="preserve">A class of failure stops recurring, and reviewer hours move off mechanical findings</w:t>
+      </w:r>
+      <w:r>
+        <w:t xml:space="preserve"> </w:t>
+      </w:r>
+      <w:r>
+        <w:t xml:space="preserve">onto judgment. Fund automation on those two, and on the arithmetic in</w:t>
+      </w:r>
+      <w:r>
+        <w:t xml:space="preserve"> </w:t>
+      </w:r>
+      <w:hyperlink w:anchor="benefits">
         <w:r>
           <w:rPr>
             <w:rStyle w:val="Hyperlink"/>
           </w:rPr>
-          <w:t xml:space="preserve">Cost/Benefit</w:t>
+          <w:t xml:space="preserve">Benefits</w:t>
         </w:r>
       </w:hyperlink>
       <w:r>
+        <w:t xml:space="preserve"> </w:t>
+      </w:r>
+      <w:r>
+        <w:t xml:space="preserve">and</w:t>
+      </w:r>
+      <w:r>
+        <w:t xml:space="preserve"> </w:t>
+      </w:r>
+      <w:hyperlink w:anchor="costs">
+        <w:r>
+          <w:rPr>
+            <w:rStyle w:val="Hyperlink"/>
+          </w:rPr>
+          <w:t xml:space="preserve">Costs</w:t>
+        </w:r>
+      </w:hyperlink>
+      <w:r>
         <w:t xml:space="preserve">.</w:t>
+      </w:r>
+    </w:p>
+    <w:p>
+      <w:pPr>
+        <w:pStyle w:val="BodyText"/>
+      </w:pPr>
+      <w:r>
+        <w:rPr>
+          <w:b/>
+          <w:bCs/>
+        </w:rPr>
+        <w:t xml:space="preserve">Costs.</w:t>
+      </w:r>
+      <w:r>
+        <w:t xml:space="preserve"> </w:t>
+      </w:r>
+      <w:r>
+        <w:t xml:space="preserve">Pipeline time, charged to the people the automation was meant to help. Every check adds</w:t>
+      </w:r>
+      <w:r>
+        <w:t xml:space="preserve"> </w:t>
+      </w:r>
+      <w:r>
+        <w:t xml:space="preserve">waiting between written and shipped, and a broken blocking check stops everyone, not only the</w:t>
+      </w:r>
+      <w:r>
+        <w:t xml:space="preserve"> </w:t>
+      </w:r>
+      <w:r>
+        <w:t xml:space="preserve">change that broke it. The first day of a new gate is a wall of findings you already had: a blocking</w:t>
+      </w:r>
+      <w:r>
+        <w:t xml:space="preserve"> </w:t>
+      </w:r>
+      <w:r>
+        <w:t xml:space="preserve">check applied to existing code fails on everything it inherits. What automation buys is narrower</w:t>
+      </w:r>
+      <w:r>
+        <w:t xml:space="preserve"> </w:t>
+      </w:r>
+      <w:r>
+        <w:t xml:space="preserve">than the pitch, and it does not make code better.</w:t>
       </w:r>
     </w:p>
     <w:p>
@@ -478,12 +525,26 @@
       <w:r>
         <w:t xml:space="preserve"> </w:t>
       </w:r>
-      <w:hyperlink w:anchor="costbenefit">
+      <w:hyperlink w:anchor="benefits">
         <w:r>
           <w:rPr>
             <w:rStyle w:val="Hyperlink"/>
           </w:rPr>
-          <w:t xml:space="preserve">Cost/Benefit</w:t>
+          <w:t xml:space="preserve">Benefits</w:t>
+        </w:r>
+      </w:hyperlink>
+      <w:r>
+        <w:t xml:space="preserve">, then</w:t>
+      </w:r>
+      <w:r>
+        <w:t xml:space="preserve"> </w:t>
+      </w:r>
+      <w:hyperlink w:anchor="costs">
+        <w:r>
+          <w:rPr>
+            <w:rStyle w:val="Hyperlink"/>
+          </w:rPr>
+          <w:t xml:space="preserve">Costs</w:t>
         </w:r>
       </w:hyperlink>
       <w:r>
@@ -1211,13 +1272,13 @@
       </w:r>
     </w:p>
     <w:bookmarkEnd w:id="18"/>
-    <w:bookmarkStart w:id="20" w:name="costbenefit"/>
+    <w:bookmarkStart w:id="19" w:name="benefits"/>
     <w:p>
       <w:pPr>
         <w:pStyle w:val="Heading2"/>
       </w:pPr>
       <w:r>
-        <w:t xml:space="preserve">Cost/Benefit</w:t>
+        <w:t xml:space="preserve">Benefits</w:t>
       </w:r>
     </w:p>
     <w:p>
@@ -1521,11 +1582,76 @@
       </w:r>
     </w:p>
     <w:p>
+      <w:r>
+        <w:pict>
+          <v:rect style="width:0;height:1.5pt" o:hralign="center" o:hrstd="t" o:hr="t"/>
+        </w:pict>
+      </w:r>
+    </w:p>
+    <w:bookmarkEnd w:id="19"/>
+    <w:bookmarkStart w:id="21" w:name="costs"/>
+    <w:p>
+      <w:pPr>
+        <w:pStyle w:val="Heading2"/>
+      </w:pPr>
+      <w:r>
+        <w:t xml:space="preserve">Costs</w:t>
+      </w:r>
+    </w:p>
+    <w:p>
       <w:pPr>
         <w:pStyle w:val="FirstParagraph"/>
       </w:pPr>
       <w:r>
-        <w:t xml:space="preserve">What it costs:</w:t>
+        <w:rPr>
+          <w:i/>
+          <w:iCs/>
+        </w:rPr>
+        <w:t xml:space="preserve">Marked</w:t>
+      </w:r>
+      <w:r>
+        <w:rPr>
+          <w:i/>
+          <w:iCs/>
+        </w:rPr>
+        <w:t xml:space="preserve"> </w:t>
+      </w:r>
+      <w:r>
+        <w:rPr>
+          <w:b/>
+          <w:bCs/>
+          <w:i/>
+          <w:iCs/>
+        </w:rPr>
+        <w:t xml:space="preserve">[external]</w:t>
+      </w:r>
+      <w:r>
+        <w:rPr>
+          <w:i/>
+          <w:iCs/>
+        </w:rPr>
+        <w:t xml:space="preserve"> </w:t>
+      </w:r>
+      <w:r>
+        <w:rPr>
+          <w:i/>
+          <w:iCs/>
+        </w:rPr>
+        <w:t xml:space="preserve">is published research, with its limitation attached. The rest is this page's</w:t>
+      </w:r>
+      <w:r>
+        <w:rPr>
+          <w:i/>
+          <w:iCs/>
+        </w:rPr>
+        <w:t xml:space="preserve"> </w:t>
+      </w:r>
+      <w:r>
+        <w:rPr>
+          <w:i/>
+          <w:iCs/>
+        </w:rPr>
+        <w:t xml:space="preserve">own reasoning.</w:t>
       </w:r>
     </w:p>
     <w:p>
@@ -1682,7 +1808,7 @@
         </w:rPr>
         <w:t xml:space="preserve"> </w:t>
       </w:r>
-      <w:hyperlink r:id="rId19">
+      <w:hyperlink r:id="rId20">
         <w:r>
           <w:rPr>
             <w:rStyle w:val="Hyperlink"/>
@@ -1801,8 +1927,8 @@
         </w:pict>
       </w:r>
     </w:p>
-    <w:bookmarkEnd w:id="20"/>
-    <w:bookmarkStart w:id="22" w:name="X346a7b4bbcc4be041a62ebcfcc91632828bf928"/>
+    <w:bookmarkEnd w:id="21"/>
+    <w:bookmarkStart w:id="23" w:name="X346a7b4bbcc4be041a62ebcfcc91632828bf928"/>
     <w:p>
       <w:pPr>
         <w:pStyle w:val="Heading2"/>
@@ -2080,7 +2206,7 @@
       <w:pPr>
         <w:pStyle w:val="BodyText"/>
       </w:pPr>
-      <w:hyperlink r:id="rId21">
+      <w:hyperlink r:id="rId22">
         <w:r>
           <w:rPr>
             <w:rStyle w:val="Hyperlink"/>
@@ -2108,8 +2234,8 @@
         </w:pict>
       </w:r>
     </w:p>
-    <w:bookmarkEnd w:id="22"/>
-    <w:bookmarkStart w:id="23" w:name="what-your-team-means-when-they-say"/>
+    <w:bookmarkEnd w:id="23"/>
+    <w:bookmarkStart w:id="24" w:name="what-your-team-means-when-they-say"/>
     <w:p>
       <w:pPr>
         <w:pStyle w:val="Heading2"/>
@@ -2399,8 +2525,8 @@
         </w:pict>
       </w:r>
     </w:p>
-    <w:bookmarkEnd w:id="23"/>
-    <w:bookmarkStart w:id="25" w:name="where-to-go-next"/>
+    <w:bookmarkEnd w:id="24"/>
+    <w:bookmarkStart w:id="26" w:name="where-to-go-next"/>
     <w:p>
       <w:pPr>
         <w:pStyle w:val="Heading2"/>
@@ -2464,7 +2590,7 @@
             <w:pPr>
               <w:pStyle w:val="Compact"/>
             </w:pPr>
-            <w:hyperlink r:id="rId24">
+            <w:hyperlink r:id="rId25">
               <w:r>
                 <w:rPr>
                   <w:rStyle w:val="Hyperlink"/>
@@ -2522,7 +2648,7 @@
             <w:pPr>
               <w:pStyle w:val="Compact"/>
             </w:pPr>
-            <w:hyperlink r:id="rId21">
+            <w:hyperlink r:id="rId22">
               <w:r>
                 <w:rPr>
                   <w:rStyle w:val="Hyperlink"/>
@@ -2558,8 +2684,8 @@
         <w:t xml:space="preserve">anything you cannot stand behind.</w:t>
       </w:r>
     </w:p>
-    <w:bookmarkEnd w:id="25"/>
     <w:bookmarkEnd w:id="26"/>
+    <w:bookmarkEnd w:id="27"/>
     <w:sectPr>
       <w:footnotePr>
         <w:numRestart w:val="eachSect"/>

--- a/docs/standards/word/CI-ENFORCEMENT.docx
+++ b/docs/standards/word/CI-ENFORCEMENT.docx
@@ -28,7 +28,7 @@
         </w:p>
       </w:sdtContent>
     </w:sdt>
-    <w:bookmarkStart w:id="26" w:name="X1794b08c73f99e7b94ea3b206e7a05022592c01"/>
+    <w:bookmarkStart w:id="27" w:name="X1794b08c73f99e7b94ea3b206e7a05022592c01"/>
     <w:p>
       <w:pPr>
         <w:pStyle w:val="Heading1"/>
@@ -213,39 +213,92 @@
           <w:b/>
           <w:bCs/>
         </w:rPr>
-        <w:t xml:space="preserve">What it costs you.</w:t>
-      </w:r>
-      <w:r>
-        <w:t xml:space="preserve"> </w:t>
-      </w:r>
-      <w:r>
-        <w:t xml:space="preserve">What automation buys is narrower than the pitch: a class of failure stops</w:t>
-      </w:r>
-      <w:r>
-        <w:t xml:space="preserve"> </w:t>
-      </w:r>
-      <w:r>
-        <w:t xml:space="preserve">recurring, and reviewer hours move off mechanical findings onto judgment. Fund it on those two, and</w:t>
-      </w:r>
-      <w:r>
-        <w:t xml:space="preserve"> </w:t>
-      </w:r>
-      <w:r>
-        <w:t xml:space="preserve">on the arithmetic in</w:t>
-      </w:r>
-      <w:r>
-        <w:t xml:space="preserve"> </w:t>
-      </w:r>
-      <w:hyperlink w:anchor="what-it-buys-you-and-what-it-costs">
+        <w:t xml:space="preserve">Benefits.</w:t>
+      </w:r>
+      <w:r>
+        <w:t xml:space="preserve"> </w:t>
+      </w:r>
+      <w:r>
+        <w:t xml:space="preserve">A class of failure stops recurring, and reviewer hours move off mechanical findings</w:t>
+      </w:r>
+      <w:r>
+        <w:t xml:space="preserve"> </w:t>
+      </w:r>
+      <w:r>
+        <w:t xml:space="preserve">onto judgment. Fund automation on those two, and on the arithmetic in</w:t>
+      </w:r>
+      <w:r>
+        <w:t xml:space="preserve"> </w:t>
+      </w:r>
+      <w:hyperlink w:anchor="benefits">
         <w:r>
           <w:rPr>
             <w:rStyle w:val="Hyperlink"/>
           </w:rPr>
-          <w:t xml:space="preserve">what it buys you, and what it costs</w:t>
+          <w:t xml:space="preserve">Benefits</w:t>
         </w:r>
       </w:hyperlink>
       <w:r>
+        <w:t xml:space="preserve"> </w:t>
+      </w:r>
+      <w:r>
+        <w:t xml:space="preserve">and</w:t>
+      </w:r>
+      <w:r>
+        <w:t xml:space="preserve"> </w:t>
+      </w:r>
+      <w:hyperlink w:anchor="costs">
+        <w:r>
+          <w:rPr>
+            <w:rStyle w:val="Hyperlink"/>
+          </w:rPr>
+          <w:t xml:space="preserve">Costs</w:t>
+        </w:r>
+      </w:hyperlink>
+      <w:r>
         <w:t xml:space="preserve">.</w:t>
+      </w:r>
+    </w:p>
+    <w:p>
+      <w:pPr>
+        <w:pStyle w:val="BodyText"/>
+      </w:pPr>
+      <w:r>
+        <w:rPr>
+          <w:b/>
+          <w:bCs/>
+        </w:rPr>
+        <w:t xml:space="preserve">Costs.</w:t>
+      </w:r>
+      <w:r>
+        <w:t xml:space="preserve"> </w:t>
+      </w:r>
+      <w:r>
+        <w:t xml:space="preserve">Pipeline time, charged to the people the automation was meant to help. Every check adds</w:t>
+      </w:r>
+      <w:r>
+        <w:t xml:space="preserve"> </w:t>
+      </w:r>
+      <w:r>
+        <w:t xml:space="preserve">waiting between written and shipped, and a broken blocking check stops everyone, not only the</w:t>
+      </w:r>
+      <w:r>
+        <w:t xml:space="preserve"> </w:t>
+      </w:r>
+      <w:r>
+        <w:t xml:space="preserve">change that broke it. The first day of a new gate is a wall of findings you already had: a blocking</w:t>
+      </w:r>
+      <w:r>
+        <w:t xml:space="preserve"> </w:t>
+      </w:r>
+      <w:r>
+        <w:t xml:space="preserve">check applied to existing code fails on everything it inherits. What automation buys is narrower</w:t>
+      </w:r>
+      <w:r>
+        <w:t xml:space="preserve"> </w:t>
+      </w:r>
+      <w:r>
+        <w:t xml:space="preserve">than the pitch, and it does not make code better.</w:t>
       </w:r>
     </w:p>
     <w:p>
@@ -472,12 +525,26 @@
       <w:r>
         <w:t xml:space="preserve"> </w:t>
       </w:r>
-      <w:hyperlink w:anchor="what-it-buys-you-and-what-it-costs">
+      <w:hyperlink w:anchor="benefits">
         <w:r>
           <w:rPr>
             <w:rStyle w:val="Hyperlink"/>
           </w:rPr>
-          <w:t xml:space="preserve">what it buys you, and what it costs</w:t>
+          <w:t xml:space="preserve">Benefits</w:t>
+        </w:r>
+      </w:hyperlink>
+      <w:r>
+        <w:t xml:space="preserve">, then</w:t>
+      </w:r>
+      <w:r>
+        <w:t xml:space="preserve"> </w:t>
+      </w:r>
+      <w:hyperlink w:anchor="costs">
+        <w:r>
+          <w:rPr>
+            <w:rStyle w:val="Hyperlink"/>
+          </w:rPr>
+          <w:t xml:space="preserve">Costs</w:t>
         </w:r>
       </w:hyperlink>
       <w:r>
@@ -1205,13 +1272,13 @@
       </w:r>
     </w:p>
     <w:bookmarkEnd w:id="18"/>
-    <w:bookmarkStart w:id="20" w:name="what-it-buys-you-and-what-it-costs"/>
+    <w:bookmarkStart w:id="19" w:name="benefits"/>
     <w:p>
       <w:pPr>
         <w:pStyle w:val="Heading2"/>
       </w:pPr>
       <w:r>
-        <w:t xml:space="preserve">What it buys you, and what it costs</w:t>
+        <w:t xml:space="preserve">Benefits</w:t>
       </w:r>
     </w:p>
     <w:p>
@@ -1515,11 +1582,76 @@
       </w:r>
     </w:p>
     <w:p>
+      <w:r>
+        <w:pict>
+          <v:rect style="width:0;height:1.5pt" o:hralign="center" o:hrstd="t" o:hr="t"/>
+        </w:pict>
+      </w:r>
+    </w:p>
+    <w:bookmarkEnd w:id="19"/>
+    <w:bookmarkStart w:id="21" w:name="costs"/>
+    <w:p>
+      <w:pPr>
+        <w:pStyle w:val="Heading2"/>
+      </w:pPr>
+      <w:r>
+        <w:t xml:space="preserve">Costs</w:t>
+      </w:r>
+    </w:p>
+    <w:p>
       <w:pPr>
         <w:pStyle w:val="FirstParagraph"/>
       </w:pPr>
       <w:r>
-        <w:t xml:space="preserve">What it costs:</w:t>
+        <w:rPr>
+          <w:i/>
+          <w:iCs/>
+        </w:rPr>
+        <w:t xml:space="preserve">Marked</w:t>
+      </w:r>
+      <w:r>
+        <w:rPr>
+          <w:i/>
+          <w:iCs/>
+        </w:rPr>
+        <w:t xml:space="preserve"> </w:t>
+      </w:r>
+      <w:r>
+        <w:rPr>
+          <w:b/>
+          <w:bCs/>
+          <w:i/>
+          <w:iCs/>
+        </w:rPr>
+        <w:t xml:space="preserve">[external]</w:t>
+      </w:r>
+      <w:r>
+        <w:rPr>
+          <w:i/>
+          <w:iCs/>
+        </w:rPr>
+        <w:t xml:space="preserve"> </w:t>
+      </w:r>
+      <w:r>
+        <w:rPr>
+          <w:i/>
+          <w:iCs/>
+        </w:rPr>
+        <w:t xml:space="preserve">is published research, with its limitation attached. The rest is this page's</w:t>
+      </w:r>
+      <w:r>
+        <w:rPr>
+          <w:i/>
+          <w:iCs/>
+        </w:rPr>
+        <w:t xml:space="preserve"> </w:t>
+      </w:r>
+      <w:r>
+        <w:rPr>
+          <w:i/>
+          <w:iCs/>
+        </w:rPr>
+        <w:t xml:space="preserve">own reasoning.</w:t>
       </w:r>
     </w:p>
     <w:p>
@@ -1676,7 +1808,7 @@
         </w:rPr>
         <w:t xml:space="preserve"> </w:t>
       </w:r>
-      <w:hyperlink r:id="rId19">
+      <w:hyperlink r:id="rId20">
         <w:r>
           <w:rPr>
             <w:rStyle w:val="Hyperlink"/>
@@ -1795,8 +1927,8 @@
         </w:pict>
       </w:r>
     </w:p>
-    <w:bookmarkEnd w:id="20"/>
-    <w:bookmarkStart w:id="22" w:name="X346a7b4bbcc4be041a62ebcfcc91632828bf928"/>
+    <w:bookmarkEnd w:id="21"/>
+    <w:bookmarkStart w:id="23" w:name="X346a7b4bbcc4be041a62ebcfcc91632828bf928"/>
     <w:p>
       <w:pPr>
         <w:pStyle w:val="Heading2"/>
@@ -2074,7 +2206,7 @@
       <w:pPr>
         <w:pStyle w:val="BodyText"/>
       </w:pPr>
-      <w:hyperlink r:id="rId21">
+      <w:hyperlink r:id="rId22">
         <w:r>
           <w:rPr>
             <w:rStyle w:val="Hyperlink"/>
@@ -2102,8 +2234,8 @@
         </w:pict>
       </w:r>
     </w:p>
-    <w:bookmarkEnd w:id="22"/>
-    <w:bookmarkStart w:id="23" w:name="what-your-team-means-when-they-say"/>
+    <w:bookmarkEnd w:id="23"/>
+    <w:bookmarkStart w:id="24" w:name="what-your-team-means-when-they-say"/>
     <w:p>
       <w:pPr>
         <w:pStyle w:val="Heading2"/>
@@ -2393,8 +2525,8 @@
         </w:pict>
       </w:r>
     </w:p>
-    <w:bookmarkEnd w:id="23"/>
-    <w:bookmarkStart w:id="25" w:name="where-to-go-next"/>
+    <w:bookmarkEnd w:id="24"/>
+    <w:bookmarkStart w:id="26" w:name="where-to-go-next"/>
     <w:p>
       <w:pPr>
         <w:pStyle w:val="Heading2"/>
@@ -2458,7 +2590,7 @@
             <w:pPr>
               <w:pStyle w:val="Compact"/>
             </w:pPr>
-            <w:hyperlink r:id="rId24">
+            <w:hyperlink r:id="rId25">
               <w:r>
                 <w:rPr>
                   <w:rStyle w:val="Hyperlink"/>
@@ -2516,7 +2648,7 @@
             <w:pPr>
               <w:pStyle w:val="Compact"/>
             </w:pPr>
-            <w:hyperlink r:id="rId21">
+            <w:hyperlink r:id="rId22">
               <w:r>
                 <w:rPr>
                   <w:rStyle w:val="Hyperlink"/>
@@ -2552,8 +2684,8 @@
         <w:t xml:space="preserve">anything you cannot stand behind.</w:t>
       </w:r>
     </w:p>
-    <w:bookmarkEnd w:id="25"/>
     <w:bookmarkEnd w:id="26"/>
+    <w:bookmarkEnd w:id="27"/>
     <w:sectPr>
       <w:footnotePr>
         <w:numRestart w:val="eachSect"/>
